--- a/ТРПО_ПоследнийПост_ПЗТ-44_ЗименковИльяСергеевич/ПЗ/PZ.docx
+++ b/ТРПО_ПоследнийПост_ПЗТ-44_ЗименковИльяСергеевич/ПЗ/PZ.docx
@@ -1958,6 +1958,7 @@
       </w:pPr>
       <w:r>
         <w:rPr>
+          <w:noProof/>
           <w:sz w:val="28"/>
           <w:szCs w:val="28"/>
         </w:rPr>
@@ -2031,13 +2032,7 @@
         <w:jc w:val="center"/>
       </w:pPr>
       <w:r>
-        <w:t xml:space="preserve">Рисунок </w:t>
-      </w:r>
-      <w:r>
-        <w:t>1</w:t>
-      </w:r>
-      <w:r>
-        <w:t>. — Диаграмма вариантов использования.</w:t>
+        <w:t>Рисунок 1. — Диаграмма вариантов использования.</w:t>
       </w:r>
     </w:p>
     <w:p>
@@ -2089,36 +2084,30 @@
       </w:r>
     </w:p>
     <w:p>
+      <w:r>
+        <w:br w:type="page"/>
+      </w:r>
+    </w:p>
+    <w:p>
       <w:pPr>
         <w:ind w:firstLine="0"/>
+      </w:pPr>
+      <w:r>
+        <w:rPr>
+          <w:bCs/>
+        </w:rPr>
+        <w:lastRenderedPageBreak/>
+        <w:t>Таблица 3</w:t>
+      </w:r>
+      <w:r>
         <w:rPr>
           <w:b/>
           <w:bCs/>
         </w:rPr>
-      </w:pPr>
-    </w:p>
-    <w:p>
-      <w:pPr>
-        <w:ind w:firstLine="0"/>
-      </w:pPr>
-      <w:r>
-        <w:rPr>
-          <w:bCs/>
-        </w:rPr>
-        <w:t>Таблица 3</w:t>
-      </w:r>
-      <w:r>
-        <w:rPr>
-          <w:b/>
-          <w:bCs/>
-        </w:rPr>
         <w:t xml:space="preserve"> –</w:t>
       </w:r>
       <w:r>
-        <w:t xml:space="preserve"> Выбор модели жизненного цикла на основе характеристик требований</w:t>
-      </w:r>
-      <w:r>
-        <w:t>.</w:t>
+        <w:t xml:space="preserve"> Выбор модели жизненного цикла на основе характеристик требований.</w:t>
       </w:r>
     </w:p>
     <w:tbl>
@@ -2172,7 +2161,6 @@
                 <w:rFonts w:ascii="Times New Roman" w:eastAsia="Times New Roman" w:hAnsi="Times New Roman"/>
                 <w:color w:val="000000" w:themeColor="text1"/>
               </w:rPr>
-              <w:lastRenderedPageBreak/>
               <w:t>№</w:t>
             </w:r>
           </w:p>
@@ -4845,6 +4833,37 @@
           </w:p>
         </w:tc>
       </w:tr>
+    </w:tbl>
+    <w:p>
+      <w:pPr>
+        <w:ind w:firstLine="0"/>
+      </w:pPr>
+      <w:r>
+        <w:lastRenderedPageBreak/>
+        <w:t>Продолжение таблицы 4.</w:t>
+      </w:r>
+    </w:p>
+    <w:tbl>
+      <w:tblPr>
+        <w:tblStyle w:val="11"/>
+        <w:tblW w:w="9619" w:type="dxa"/>
+        <w:tblInd w:w="10" w:type="dxa"/>
+        <w:tblCellMar>
+          <w:top w:w="41" w:type="dxa"/>
+          <w:left w:w="38" w:type="dxa"/>
+        </w:tblCellMar>
+        <w:tblLook w:val="04A0" w:firstRow="1" w:lastRow="0" w:firstColumn="1" w:lastColumn="0" w:noHBand="0" w:noVBand="1"/>
+      </w:tblPr>
+      <w:tblGrid>
+        <w:gridCol w:w="401"/>
+        <w:gridCol w:w="3572"/>
+        <w:gridCol w:w="941"/>
+        <w:gridCol w:w="941"/>
+        <w:gridCol w:w="941"/>
+        <w:gridCol w:w="941"/>
+        <w:gridCol w:w="941"/>
+        <w:gridCol w:w="941"/>
+      </w:tblGrid>
       <w:tr>
         <w:trPr>
           <w:trHeight w:val="460"/>
@@ -5126,7 +5145,6 @@
                 <w:bCs/>
                 <w:color w:val="000000" w:themeColor="text1"/>
               </w:rPr>
-              <w:lastRenderedPageBreak/>
               <w:t>4</w:t>
             </w:r>
           </w:p>
@@ -7117,8 +7135,12 @@
         <w:t>Пользователи и заказчик (исторический консультант, представители ветеранских организаций) заинтересованы в раннем и частом получении демоверсий для оценки исторической достоверности и атмосферы. Наиболее подходит модель быстрого прототипирования, а также инкрементная и эволюционная.</w:t>
       </w:r>
     </w:p>
-    <w:p/>
     <w:p>
+      <w:r>
+        <w:br w:type="page"/>
+      </w:r>
+    </w:p>
+    <w:p>
       <w:pPr>
         <w:ind w:firstLine="0"/>
       </w:pPr>
@@ -7126,6 +7148,7 @@
         <w:rPr>
           <w:bCs/>
         </w:rPr>
+        <w:lastRenderedPageBreak/>
         <w:t>Таблица 6</w:t>
       </w:r>
       <w:r>
@@ -7190,7 +7213,6 @@
                 <w:rFonts w:ascii="Times New Roman" w:eastAsia="Times New Roman" w:hAnsi="Times New Roman"/>
                 <w:color w:val="000000" w:themeColor="text1"/>
               </w:rPr>
-              <w:lastRenderedPageBreak/>
               <w:t>№ критерия</w:t>
             </w:r>
           </w:p>
@@ -10582,6 +10604,7 @@
       </w:pPr>
       <w:r>
         <w:rPr>
+          <w:noProof/>
           <w:sz w:val="28"/>
           <w:szCs w:val="28"/>
         </w:rPr>
@@ -11121,6 +11144,7 @@
       </w:pPr>
       <w:r>
         <w:rPr>
+          <w:noProof/>
           <w:sz w:val="28"/>
           <w:szCs w:val="28"/>
         </w:rPr>
@@ -11352,6 +11376,7 @@
       </w:pPr>
       <w:r>
         <w:rPr>
+          <w:noProof/>
           <w:sz w:val="28"/>
           <w:szCs w:val="28"/>
         </w:rPr>
@@ -11627,6 +11652,7 @@
       </w:pPr>
       <w:r>
         <w:rPr>
+          <w:noProof/>
           <w:sz w:val="28"/>
           <w:szCs w:val="28"/>
         </w:rPr>
@@ -11909,6 +11935,7 @@
       </w:pPr>
       <w:r>
         <w:rPr>
+          <w:noProof/>
           <w:sz w:val="28"/>
           <w:szCs w:val="28"/>
         </w:rPr>
@@ -12853,27 +12880,6 @@
                               <w:rFonts w:ascii="ISOCPEUR" w:hAnsi="ISOCPEUR"/>
                               <w:i/>
                             </w:rPr>
-                            <w:t>У</w:t>
-                          </w:r>
-                          <w:r>
-                            <w:rPr>
-                              <w:rFonts w:ascii="ISOCPEUR" w:hAnsi="ISOCPEUR"/>
-                              <w:i/>
-                            </w:rPr>
-                            <w:t>П</w:t>
-                          </w:r>
-                          <w:r>
-                            <w:rPr>
-                              <w:rFonts w:ascii="ISOCPEUR" w:hAnsi="ISOCPEUR"/>
-                              <w:i/>
-                            </w:rPr>
-                            <w:t xml:space="preserve"> </w:t>
-                          </w:r>
-                          <w:r>
-                            <w:rPr>
-                              <w:rFonts w:ascii="ISOCPEUR" w:hAnsi="ISOCPEUR"/>
-                              <w:i/>
-                            </w:rPr>
                             <w:t xml:space="preserve">ТРПО </w:t>
                           </w:r>
                           <w:r>
@@ -12969,27 +12975,6 @@
                     </w:pPr>
                     <w:bookmarkStart w:id="2" w:name="_Hlk183696998"/>
                     <w:bookmarkStart w:id="3" w:name="_Hlk183696999"/>
-                    <w:r>
-                      <w:rPr>
-                        <w:rFonts w:ascii="ISOCPEUR" w:hAnsi="ISOCPEUR"/>
-                        <w:i/>
-                      </w:rPr>
-                      <w:t>У</w:t>
-                    </w:r>
-                    <w:r>
-                      <w:rPr>
-                        <w:rFonts w:ascii="ISOCPEUR" w:hAnsi="ISOCPEUR"/>
-                        <w:i/>
-                      </w:rPr>
-                      <w:t>П</w:t>
-                    </w:r>
-                    <w:r>
-                      <w:rPr>
-                        <w:rFonts w:ascii="ISOCPEUR" w:hAnsi="ISOCPEUR"/>
-                        <w:i/>
-                      </w:rPr>
-                      <w:t xml:space="preserve"> </w:t>
-                    </w:r>
                     <w:r>
                       <w:rPr>
                         <w:rFonts w:ascii="ISOCPEUR" w:hAnsi="ISOCPEUR"/>
